--- a/episodes/The_Dark_Rise_Episode_32.docx
+++ b/episodes/The_Dark_Rise_Episode_32.docx
@@ -217,7 +217,7 @@
           <w:sz w:val="24"/>
           <w:szCs w:val="24"/>
         </w:rPr>
-        <w:t xml:space="preserve">Beneath the ak-pu roots, the entity had no awareness at all that its own long history, three separate encounters spread across more than three centuries of this kingdom's memory, had just been read aloud in a private chamber a hundred miles north.</w:t>
+        <w:t xml:space="preserve">Beneath the iroko roots, the entity had no awareness at all that its own long history, three separate encounters spread across more than three centuries of this kingdom's memory, had just been read aloud in a private chamber a hundred miles north.</w:t>
       </w:r>
     </w:p>
     <w:p>

--- a/episodes/The_Dark_Rise_Episode_32.docx
+++ b/episodes/The_Dark_Rise_Episode_32.docx
@@ -126,20 +126,7 @@
     </w:p>
     <w:p>
       <w:pPr>
-        <w:spacing w:after="0" w:line="360"/>
-      </w:pPr>
-      <w:r>
-        <w:rPr>
-          <w:rFonts w:ascii="Georgia" w:hAnsi="Georgia" w:cs="Georgia"/>
-          <w:sz w:val="24"/>
-          <w:szCs w:val="24"/>
-        </w:rPr>
-        <w:t xml:space="preserve"/>
-      </w:r>
-    </w:p>
-    <w:p>
-      <w:pPr>
-        <w:spacing w:after="60" w:line="360"/>
+        <w:spacing w:after="60" w:line="360" w:before="480"/>
         <w:ind w:firstLine="360"/>
       </w:pPr>
       <w:r>
@@ -195,20 +182,7 @@
     </w:p>
     <w:p>
       <w:pPr>
-        <w:spacing w:after="0" w:line="360"/>
-      </w:pPr>
-      <w:r>
-        <w:rPr>
-          <w:rFonts w:ascii="Georgia" w:hAnsi="Georgia" w:cs="Georgia"/>
-          <w:sz w:val="24"/>
-          <w:szCs w:val="24"/>
-        </w:rPr>
-        <w:t xml:space="preserve"/>
-      </w:r>
-    </w:p>
-    <w:p>
-      <w:pPr>
-        <w:spacing w:after="60" w:line="360"/>
+        <w:spacing w:after="60" w:line="360" w:before="480"/>
         <w:ind w:firstLine="360"/>
       </w:pPr>
       <w:r>
@@ -236,20 +210,7 @@
     </w:p>
     <w:p>
       <w:pPr>
-        <w:spacing w:after="0" w:line="360"/>
-      </w:pPr>
-      <w:r>
-        <w:rPr>
-          <w:rFonts w:ascii="Georgia" w:hAnsi="Georgia" w:cs="Georgia"/>
-          <w:sz w:val="24"/>
-          <w:szCs w:val="24"/>
-        </w:rPr>
-        <w:t xml:space="preserve"/>
-      </w:r>
-    </w:p>
-    <w:p>
-      <w:pPr>
-        <w:spacing w:after="60" w:line="360"/>
+        <w:spacing w:after="60" w:line="360" w:before="480"/>
         <w:ind w:firstLine="360"/>
       </w:pPr>
       <w:r>
@@ -291,20 +252,7 @@
     </w:p>
     <w:p>
       <w:pPr>
-        <w:spacing w:after="0" w:line="360"/>
-      </w:pPr>
-      <w:r>
-        <w:rPr>
-          <w:rFonts w:ascii="Georgia" w:hAnsi="Georgia" w:cs="Georgia"/>
-          <w:sz w:val="24"/>
-          <w:szCs w:val="24"/>
-        </w:rPr>
-        <w:t xml:space="preserve"/>
-      </w:r>
-    </w:p>
-    <w:p>
-      <w:pPr>
-        <w:spacing w:after="60" w:line="360"/>
+        <w:spacing w:after="60" w:line="360" w:before="480"/>
         <w:ind w:firstLine="360"/>
       </w:pPr>
       <w:r>
@@ -314,6 +262,20 @@
           <w:szCs w:val="24"/>
         </w:rPr>
         <w:t xml:space="preserve">It did not know, and had no way yet of knowing, that its own long silence toward the crown had just been reclassified, in a private chamber a hundred miles away, from an absence of danger into a pattern still actively unfolding.</w:t>
+      </w:r>
+    </w:p>
+    <w:p>
+      <w:pPr>
+        <w:spacing w:after="60" w:line="360"/>
+        <w:ind w:firstLine="360"/>
+      </w:pPr>
+      <w:r>
+        <w:rPr>
+          <w:rFonts w:ascii="Georgia" w:hAnsi="Georgia" w:cs="Georgia"/>
+          <w:sz w:val="24"/>
+          <w:szCs w:val="24"/>
+        </w:rPr>
+        <w:t xml:space="preserve">The cold voice consulted its oldest pages and spoke.</w:t>
       </w:r>
     </w:p>
     <w:p>
@@ -329,25 +291,12 @@
           <w:bCs/>
           <w:caps/>
         </w:rPr>
-        <w:t xml:space="preserve">HISTORICAL PATTERN CONFIRMED, UNKNOWN TO SUBJECT: THREE PRIOR HUMAN AUTHORITY ENCOUNTERS ACROSS THREE CENTURIES, ALL RESOLVED THROUGH DISTANCE. VESSEL: FIRST INDEPENDENT QUESTIONS OBSERVED.</w:t>
-      </w:r>
-    </w:p>
-    <w:p>
-      <w:pPr>
-        <w:spacing w:after="0" w:line="360"/>
-      </w:pPr>
-      <w:r>
-        <w:rPr>
-          <w:rFonts w:ascii="Georgia" w:hAnsi="Georgia" w:cs="Georgia"/>
-          <w:sz w:val="24"/>
-          <w:szCs w:val="24"/>
-        </w:rPr>
-        <w:t xml:space="preserve"/>
-      </w:r>
-    </w:p>
-    <w:p>
-      <w:pPr>
-        <w:spacing w:after="60" w:line="360"/>
+        <w:t xml:space="preserve">Historical pattern confirmed, unknown to subject: three prior human authority encounters across three centuries, all resolved through distance. Vessel: first independent questions observed.</w:t>
+      </w:r>
+    </w:p>
+    <w:p>
+      <w:pPr>
+        <w:spacing w:after="60" w:line="360" w:before="480"/>
         <w:ind w:firstLine="360"/>
       </w:pPr>
       <w:r>
@@ -375,20 +324,7 @@
     </w:p>
     <w:p>
       <w:pPr>
-        <w:spacing w:after="0" w:line="360"/>
-      </w:pPr>
-      <w:r>
-        <w:rPr>
-          <w:rFonts w:ascii="Georgia" w:hAnsi="Georgia" w:cs="Georgia"/>
-          <w:sz w:val="24"/>
-          <w:szCs w:val="24"/>
-        </w:rPr>
-        <w:t xml:space="preserve"/>
-      </w:r>
-    </w:p>
-    <w:p>
-      <w:pPr>
-        <w:spacing w:after="60" w:line="360"/>
+        <w:spacing w:after="60" w:line="360" w:before="480"/>
         <w:ind w:firstLine="360"/>
       </w:pPr>
       <w:r>
@@ -430,20 +366,7 @@
     </w:p>
     <w:p>
       <w:pPr>
-        <w:spacing w:after="0" w:line="360"/>
-      </w:pPr>
-      <w:r>
-        <w:rPr>
-          <w:rFonts w:ascii="Georgia" w:hAnsi="Georgia" w:cs="Georgia"/>
-          <w:sz w:val="24"/>
-          <w:szCs w:val="24"/>
-        </w:rPr>
-        <w:t xml:space="preserve"/>
-      </w:r>
-    </w:p>
-    <w:p>
-      <w:pPr>
-        <w:spacing w:after="60" w:line="360"/>
+        <w:spacing w:after="60" w:line="360" w:before="480"/>
         <w:ind w:firstLine="360"/>
       </w:pPr>
       <w:r>
@@ -457,20 +380,7 @@
     </w:p>
     <w:p>
       <w:pPr>
-        <w:spacing w:after="0" w:line="360"/>
-      </w:pPr>
-      <w:r>
-        <w:rPr>
-          <w:rFonts w:ascii="Georgia" w:hAnsi="Georgia" w:cs="Georgia"/>
-          <w:sz w:val="24"/>
-          <w:szCs w:val="24"/>
-        </w:rPr>
-        <w:t xml:space="preserve"/>
-      </w:r>
-    </w:p>
-    <w:p>
-      <w:pPr>
-        <w:spacing w:after="60" w:line="360"/>
+        <w:spacing w:after="60" w:line="360" w:before="480"/>
         <w:ind w:firstLine="360"/>
       </w:pPr>
       <w:r>
@@ -522,19 +432,6 @@
           <w:szCs w:val="24"/>
         </w:rPr>
         <w:t xml:space="preserve">He thought of the child described in Osadebe's report, alive somewhere beneath that same patient forest, being shaped by hands that were not human into something none of the old records had ever managed to name plainly. A king learned, across enough years on a throne, to weigh threats by the armies and the coin behind them. He found himself, that night, trying and failing to weigh a threat that might simply be a small child, and finding no ledger anywhere in his long experience equipped to hold that particular number honestly.</w:t>
-      </w:r>
-    </w:p>
-    <w:p>
-      <w:pPr>
-        <w:spacing w:after="0" w:line="360"/>
-      </w:pPr>
-      <w:r>
-        <w:rPr>
-          <w:rFonts w:ascii="Georgia" w:hAnsi="Georgia" w:cs="Georgia"/>
-          <w:sz w:val="24"/>
-          <w:szCs w:val="24"/>
-        </w:rPr>
-        <w:t xml:space="preserve"/>
       </w:r>
     </w:p>
     <w:sectPr>
